--- a/docs/MVP_Validation_Findings_and_Refactoring_Priorities_Filled.docx
+++ b/docs/MVP_Validation_Findings_and_Refactoring_Priorities_Filled.docx
@@ -177,7 +177,7 @@
         <w:rPr>
           <w:sz w:val="20"/>
         </w:rPr>
-        <w:t>Palis, J. J. (Frontend &amp; Audio Engineer)</w:t>
+        <w:t>Palis, John James (Frontend &amp; Audio Engineer)</w:t>
       </w:r>
       <w:r>
         <w:br/>
@@ -186,7 +186,7 @@
         <w:rPr>
           <w:sz w:val="20"/>
         </w:rPr>
-        <w:t>Miel, K. (UX/UI Designer &amp; QA Specialist)</w:t>
+        <w:t>Miel, Kaysean (UX/UI Designer &amp; QA Specialist)</w:t>
       </w:r>
       <w:r>
         <w:br/>
@@ -195,7 +195,7 @@
         <w:rPr>
           <w:sz w:val="20"/>
         </w:rPr>
-        <w:t>Durano, A. S. (Data Architect &amp; Backend Engineer)</w:t>
+        <w:t>Durano, Ashlee Skye (Data Architect &amp; Backend Engineer)</w:t>
       </w:r>
       <w:r>
         <w:br/>
@@ -204,7 +204,7 @@
         <w:rPr>
           <w:sz w:val="20"/>
         </w:rPr>
-        <w:t>Bien, E. S. (Pedagogical Researcher &amp; Documentation Specialist)</w:t>
+        <w:t>Bien, Erik Samuel (Pedagogical Researcher &amp; Documentation Specialist)</w:t>
       </w:r>
     </w:p>
     <w:p>

--- a/docs/MVP_Validation_Findings_and_Refactoring_Priorities_Filled.docx
+++ b/docs/MVP_Validation_Findings_and_Refactoring_Priorities_Filled.docx
@@ -138,7 +138,7 @@
         <w:rPr>
           <w:sz w:val="20"/>
         </w:rPr>
-        <w:t>Bachelor of Science in Information Technology / IT411 G1–G8</w:t>
+        <w:t>Bachelor of Science in Information Technology / IT411 G7</w:t>
       </w:r>
     </w:p>
     <w:p>

--- a/docs/MVP_Validation_Findings_and_Refactoring_Priorities_Filled.docx
+++ b/docs/MVP_Validation_Findings_and_Refactoring_Priorities_Filled.docx
@@ -4976,7 +4976,7 @@
         <w:rPr>
           <w:sz w:val="20"/>
         </w:rPr>
-        <w:t>A local, offline audio pipeline. Kokoro-82M (Apache-2.0) voices the carrier lines and key words; held sounds are chosen by ear between Kokoro phoneme input and Chatterbox-Turbo (MIT) voice cloning; short sounds come from a human model (the short vowels are recorded by a team member and voice-converted with ElevenLabs, pending adviser confirmation). A clip enters the app only after the team approves it on a review page and it is listed, with its SHA-256 hash, in a release manifest; a teacher audit (Gate 3) follows before release. The Hear It sequence keeps pure sounds separate from key words and carrier lines.</w:t>
+        <w:t>A local, offline audio pipeline. Kokoro-82M (Apache-2.0) voices the carrier lines and key words; held sounds are chosen by ear between Kokoro phoneme input and Chatterbox-Turbo (MIT) voice cloning; stop sounds come from a human model. Where these tools could not make a clean clip, ElevenLabs Text to Speech is used: so far the Blend It words AM, TUB and YAM and the short /i/ (pending adviser confirmation). These are Free-plan clips, so the app credits elevenlabs.io in the Parent Zone. A clip enters the app only after the team approves it on a review page and it is listed, with its SHA-256 hash, in a release manifest; a teacher audit (Gate 3) follows before release. The Hear It sequence keeps pure sounds separate from key words and carrier lines.</w:t>
       </w:r>
     </w:p>
     <w:p>
@@ -8033,7 +8033,7 @@
         <w:rPr>
           <w:sz w:val="20"/>
         </w:rPr>
-        <w:t xml:space="preserve">A </w:t>
+        <w:t xml:space="preserve">An </w:t>
       </w:r>
       <w:r>
         <w:rPr>
@@ -8043,13 +8043,13 @@
           <w:color w:val="1F3A3D"/>
           <w:sz w:val="19"/>
         </w:rPr>
-        <w:t>CaptionBubble</w:t>
-      </w:r>
-      <w:r>
-        <w:rPr>
-          <w:sz w:val="20"/>
-        </w:rPr>
-        <w:t xml:space="preserve"> shows each clip as it starts (/m/ for the sound, the key word, the carrier line), and an </w:t>
+        <w:t>ArticulationCue</w:t>
+      </w:r>
+      <w:r>
+        <w:rPr>
+          <w:sz w:val="20"/>
+        </w:rPr>
+        <w:t xml:space="preserve"> shows the mouth shape for the letter (lips together for /m/, teeth close together for /s/) beside the Say It microphone from the second miss, when the child needs help making the sound. Captions (</w:t>
       </w:r>
       <w:r>
         <w:rPr>
@@ -8059,13 +8059,13 @@
           <w:color w:val="1F3A3D"/>
           <w:sz w:val="19"/>
         </w:rPr>
-        <w:t>ArticulationCue</w:t>
-      </w:r>
-      <w:r>
-        <w:rPr>
-          <w:sz w:val="20"/>
-        </w:rPr>
-        <w:t xml:space="preserve"> shows the mouth shape for the letter (lips together for /m/, teeth close together for /s/) in Hear It and from the second Say It miss.</w:t>
+        <w:t>CaptionBubble</w:t>
+      </w:r>
+      <w:r>
+        <w:rPr>
+          <w:sz w:val="20"/>
+        </w:rPr>
+        <w:t>: /m/ for the sound, the key word, the carrier line) were built, but after the phone tests they stay out of the child view: pre-readers cannot read the lines, and the text pulls their eyes from the letter (team decision 2026-10-10). For the same reason Hear It shows no mouth cue, so the child watches the letter while the sound plays (team decision 2026-10-11). Both changes await the adviser's confirmation.</w:t>
       </w:r>
     </w:p>
     <w:p>
@@ -10498,7 +10498,7 @@
               <w:rPr>
                 <w:sz w:val="16"/>
               </w:rPr>
-              <w:t>Sound captions and mouth-shape cues (NFR-ACC-01)</w:t>
+              <w:t>Mouth-shape cues in Say It; captions built but kept out of the child view (NFR-ACC-01)</w:t>
             </w:r>
           </w:p>
         </w:tc>
@@ -12230,7 +12230,7 @@
         <w:rPr>
           <w:sz w:val="20"/>
         </w:rPr>
-        <w:t>v3.0 (rev. 3.3): FR-02 (pure phonemes), FR-03 (mic states and prompt ladder), FR-13 (decodable words), FR-14 (multi-profile), FR-NEW-REC (spaced recall), FR-NEW-TEL (telemetry), NFR-AUD-01, NFR-ACC-01 and NFR-ACC-02.</w:t>
+        <w:t>v3.0 (rev. 3.7): FR-02 (pure phonemes), FR-03 (mic states and prompt ladder), FR-13 (decodable words), FR-14 (multi-profile), FR-NEW-REC (spaced recall), FR-NEW-TEL (telemetry), NFR-AUD-01, NFR-ACC-01 and NFR-ACC-02.</w:t>
       </w:r>
     </w:p>
     <w:p>
@@ -12260,7 +12260,7 @@
         <w:rPr>
           <w:sz w:val="20"/>
         </w:rPr>
-        <w:t>v2.0 (rev. 2.3): audio subsystem, tutoring layer (</w:t>
+        <w:t>v2.0 (rev. 2.7): audio subsystem, tutoring layer (</w:t>
       </w:r>
       <w:r>
         <w:rPr>
@@ -12338,7 +12338,7 @@
         <w:rPr>
           <w:sz w:val="20"/>
         </w:rPr>
-        <w:t>v2.0 (rev. 2.3): 9 work packages, the revised Weeks 3–9 schedule, audio tooling and test devices, and the risk register R1–R8.</w:t>
+        <w:t>v2.0 (rev. 2.5): 9 work packages, the revised Weeks 3–9 schedule, audio tooling and test devices, and the risk register R1–R8.</w:t>
       </w:r>
     </w:p>
     <w:p>
@@ -12453,13 +12453,25 @@
         <w:rPr>
           <w:b/>
         </w:rPr>
+        <w:t xml:space="preserve">Signature: </w:t>
+      </w:r>
+      <w:r>
+        <w:t>____________________________</w:t>
+      </w:r>
+      <w:r>
+        <w:br/>
+      </w:r>
+      <w:r>
+        <w:rPr>
+          <w:b/>
+        </w:rPr>
         <w:t xml:space="preserve">Date: </w:t>
       </w:r>
       <w:r>
         <w:rPr>
           <w:sz w:val="22"/>
         </w:rPr>
-        <w:t>October 10, 2026</w:t>
+        <w:t>October 14, 2026</w:t>
       </w:r>
     </w:p>
     <w:p>

--- a/docs/MVP_Validation_Findings_and_Refactoring_Priorities_Filled.docx
+++ b/docs/MVP_Validation_Findings_and_Refactoring_Priorities_Filled.docx
@@ -12230,7 +12230,7 @@
         <w:rPr>
           <w:sz w:val="20"/>
         </w:rPr>
-        <w:t>v3.0 (rev. 3.7): FR-02 (pure phonemes), FR-03 (mic states and prompt ladder), FR-13 (decodable words), FR-14 (multi-profile), FR-NEW-REC (spaced recall), FR-NEW-TEL (telemetry), NFR-AUD-01, NFR-ACC-01 and NFR-ACC-02.</w:t>
+        <w:t>v3.0 (rev. 3.8): FR-02 (pure phonemes), FR-03 (mic states and prompt ladder), FR-13 (decodable words), FR-14 (multi-profile), FR-NEW-REC (spaced recall), FR-NEW-TEL (telemetry), NFR-AUD-01, NFR-ACC-01 and NFR-ACC-02.</w:t>
       </w:r>
     </w:p>
     <w:p>
@@ -12260,7 +12260,7 @@
         <w:rPr>
           <w:sz w:val="20"/>
         </w:rPr>
-        <w:t>v2.0 (rev. 2.7): audio subsystem, tutoring layer (</w:t>
+        <w:t>v2.0 (rev. 2.8): audio subsystem, tutoring layer (</w:t>
       </w:r>
       <w:r>
         <w:rPr>
@@ -12338,7 +12338,7 @@
         <w:rPr>
           <w:sz w:val="20"/>
         </w:rPr>
-        <w:t>v2.0 (rev. 2.5): 9 work packages, the revised Weeks 3–9 schedule, audio tooling and test devices, and the risk register R1–R8.</w:t>
+        <w:t>v2.0 (rev. 2.6): 9 work packages, the revised Weeks 3–9 schedule, audio tooling and test devices, and the risk register R1–R8.</w:t>
       </w:r>
     </w:p>
     <w:p>

--- a/docs/MVP_Validation_Findings_and_Refactoring_Priorities_Filled.docx
+++ b/docs/MVP_Validation_Findings_and_Refactoring_Priorities_Filled.docx
@@ -2,6 +2,46 @@
 <file path=word/document.xml><?xml version="1.0" encoding="utf-8"?>
 <w:document xmlns:mc="http://schemas.openxmlformats.org/markup-compatibility/2006" xmlns:o="urn:schemas-microsoft-com:office:office" xmlns:r="http://schemas.openxmlformats.org/officeDocument/2006/relationships" xmlns:m="http://schemas.openxmlformats.org/officeDocument/2006/math" xmlns:v="urn:schemas-microsoft-com:vml" xmlns:wp="http://schemas.openxmlformats.org/drawingml/2006/wordprocessingDrawing" xmlns:w10="urn:schemas-microsoft-com:office:word" xmlns:w="http://schemas.openxmlformats.org/wordprocessingml/2006/main" xmlns:wne="http://schemas.microsoft.com/office/word/2006/wordml" xmlns:sl="http://schemas.openxmlformats.org/schemaLibrary/2006/main" xmlns:a="http://schemas.openxmlformats.org/drawingml/2006/main" xmlns:pic="http://schemas.openxmlformats.org/drawingml/2006/picture" xmlns:c="http://schemas.openxmlformats.org/drawingml/2006/chart" xmlns:lc="http://schemas.openxmlformats.org/drawingml/2006/lockedCanvas" xmlns:dgm="http://schemas.openxmlformats.org/drawingml/2006/diagram" xmlns:wps="http://schemas.microsoft.com/office/word/2010/wordprocessingShape" xmlns:wpg="http://schemas.microsoft.com/office/word/2010/wordprocessingGroup" xmlns:w14="http://schemas.microsoft.com/office/word/2010/wordml" xmlns:w15="http://schemas.microsoft.com/office/word/2012/wordml" xmlns:w16="http://schemas.microsoft.com/office/word/2018/wordml" xmlns:w16cex="http://schemas.microsoft.com/office/word/2018/wordml/cex" xmlns:w16cid="http://schemas.microsoft.com/office/word/2016/wordml/cid" xmlns="http://schemas.microsoft.com/office/tasks/2019/documenttasks" xmlns:cr="http://schemas.microsoft.com/office/comments/2020/reactions">
   <w:body>
+    <w:p>
+      <w:pPr>
+        <w:spacing w:before="80" w:after="240"/>
+        <w:jc w:val="center"/>
+      </w:pPr>
+      <w:r>
+        <w:drawing>
+          <wp:inline>
+            <wp:extent cx="1371600" cy="969764"/>
+            <wp:docPr id="1" name="Picture 1"/>
+            <wp:cNvGraphicFramePr>
+              <a:graphicFrameLocks noChangeAspect="1"/>
+            </wp:cNvGraphicFramePr>
+            <a:graphic>
+              <a:graphicData uri="http://schemas.openxmlformats.org/drawingml/2006/picture">
+                <pic:pic>
+                  <pic:nvPicPr>
+                    <pic:cNvPr id="0" name="logocit-1.png"/>
+                    <pic:cNvPicPr/>
+                  </pic:nvPicPr>
+                  <pic:blipFill>
+                    <a:blip r:embed="rId6"/>
+                    <a:stretch>
+                      <a:fillRect/>
+                    </a:stretch>
+                  </pic:blipFill>
+                  <pic:spPr>
+                    <a:xfrm>
+                      <a:off x="0" y="0"/>
+                      <a:ext cx="1371600" cy="969764"/>
+                    </a:xfrm>
+                    <a:prstGeom prst="rect"/>
+                  </pic:spPr>
+                </pic:pic>
+              </a:graphicData>
+            </a:graphic>
+          </wp:inline>
+        </w:drawing>
+      </w:r>
+    </w:p>
     <w:p>
       <w:pPr>
         <w:pStyle w:val="Heading3"/>
@@ -12485,7 +12525,7 @@
       </w:r>
     </w:p>
     <w:sectPr>
-      <w:footerReference w:type="default" r:id="rId6"/>
+      <w:footerReference w:type="default" r:id="rId7"/>
       <w:pgSz w:h="15840" w:w="12240" w:orient="portrait"/>
       <w:pgMar w:bottom="1440" w:top="1440" w:left="1440" w:right="1440" w:header="720" w:footer="720"/>
       <w:pgNumType w:start="1"/>

--- a/docs/MVP_Validation_Findings_and_Refactoring_Priorities_Filled.docx
+++ b/docs/MVP_Validation_Findings_and_Refactoring_Priorities_Filled.docx
@@ -12511,7 +12511,7 @@
         <w:rPr>
           <w:sz w:val="22"/>
         </w:rPr>
-        <w:t>October 14, 2026</w:t>
+        <w:t>October 18, 2026</w:t>
       </w:r>
     </w:p>
     <w:p>
